--- a/en/wisdom-stories/kings-generosity.docx
+++ b/en/wisdom-stories/kings-generosity.docx
@@ -27,7 +27,7 @@
         <w:rPr>
           <w:lang/>
         </w:rPr>
-        <w:t>One day, a king met a little boy who took his fancy and offered him a gold coin. But the boy would not take it.</w:t>
+        <w:t xml:space="preserve">One day, a king met a little boy who caught his attention and offered him a gold coin. But the boy would not take it.</w:t>
       </w:r>
     </w:p>
     <w:p>
@@ -126,7 +126,7 @@
         <w:rPr>
           <w:lang/>
         </w:rPr>
-        <w:t xml:space="preserve"> A well-timed, witty remark can achieve more than a long speech. Wit is at its best when it makes someone laugh without causing offence.</w:t>
+        <w:t xml:space="preserve"> A well-timed, witty remark can achieve more than a long speech. Wit is at its best when it makes someone laugh without causing offense.</w:t>
       </w:r>
     </w:p>
     <w:p>
